--- a/public/docs/TaylorFradellaResume.docx
+++ b/public/docs/TaylorFradellaResume.docx
@@ -9,15 +9,21 @@
         <w:rPr/>
       </w:pPr>
       <w:r>
-        <w:rPr/>
+        <w:rPr>
+          <w:b w:val="1"/>
+          <w:bCs w:val="1"/>
+          <w:color w:val="2b2b2b"/>
+          <w:sz w:val="32"/>
+          <w:szCs w:val="32"/>
+        </w:rPr>
         <w:drawing>
           <wp:anchor allowOverlap="1" behindDoc="0" distB="100000" distT="0" distL="100000" distR="0" hidden="0" layoutInCell="1" locked="0" relativeHeight="0" simplePos="0">
             <wp:simplePos x="0" y="0"/>
             <wp:positionH relativeFrom="rightMargin">
-              <wp:posOffset>-179999</wp:posOffset>
+              <wp:posOffset>-218099</wp:posOffset>
             </wp:positionH>
             <wp:positionV relativeFrom="topMargin">
-              <wp:posOffset>99999</wp:posOffset>
+              <wp:posOffset>203200</wp:posOffset>
             </wp:positionV>
             <wp:extent cx="533400" cy="533400"/>
             <wp:effectExtent b="0" l="0" r="0" t="0"/>
@@ -98,25 +104,33 @@
       <w:hyperlink r:id="rId8">
         <w:r>
           <w:rPr>
-            <w:rFonts w:ascii="Calibri" w:cs="Calibri" w:eastAsia="Calibri" w:hAnsi="Calibri"/>
             <w:color w:val="333333"/>
             <w:sz w:val="19"/>
             <w:szCs w:val="19"/>
             <w:u w:val="single"/>
             <w:rtl w:val="0"/>
           </w:rPr>
-          <w:t xml:space="preserve">taylor.fradella@selu.edu</w:t>
+          <w:t xml:space="preserve">taylor.fradella.dev@gmail.com</w:t>
         </w:r>
       </w:hyperlink>
       <w:r>
         <w:rPr>
-          <w:rFonts w:ascii="Calibri" w:cs="Calibri" w:eastAsia="Calibri" w:hAnsi="Calibri"/>
           <w:color w:val="aaaaaa"/>
           <w:sz w:val="19"/>
           <w:szCs w:val="19"/>
           <w:rtl w:val="0"/>
         </w:rPr>
-        <w:t xml:space="preserve">  |  </w:t>
+        <w:t xml:space="preserve"> </w:t>
+      </w:r>
+      <w:r>
+        <w:rPr>
+          <w:rFonts w:ascii="Calibri" w:cs="Calibri" w:eastAsia="Calibri" w:hAnsi="Calibri"/>
+          <w:color w:val="aaaaaa"/>
+          <w:sz w:val="19"/>
+          <w:szCs w:val="19"/>
+          <w:rtl w:val="0"/>
+        </w:rPr>
+        <w:t xml:space="preserve"> |  </w:t>
       </w:r>
       <w:hyperlink r:id="rId9">
         <w:r>
@@ -404,15 +418,12 @@
       </w:pPr>
       <w:r>
         <w:rPr>
-          <w:rFonts w:ascii="Calibri" w:cs="Calibri" w:eastAsia="Calibri" w:hAnsi="Calibri"/>
           <w:b w:val="1"/>
           <w:bCs w:val="1"/>
           <w:color w:val="333333"/>
-          <w:sz w:val="20"/>
-          <w:szCs w:val="20"/>
-          <w:rtl w:val="0"/>
-        </w:rPr>
-        <w:t xml:space="preserve">Field Technician Application</w:t>
+          <w:rtl w:val="0"/>
+        </w:rPr>
+        <w:t xml:space="preserve">Fieldflow</w:t>
       </w:r>
       <w:r>
         <w:rPr>
@@ -427,14 +438,11 @@
       <w:hyperlink r:id="rId12">
         <w:r>
           <w:rPr>
-            <w:rFonts w:ascii="Calibri" w:cs="Calibri" w:eastAsia="Calibri" w:hAnsi="Calibri"/>
             <w:color w:val="333333"/>
-            <w:sz w:val="20"/>
-            <w:szCs w:val="20"/>
             <w:u w:val="single"/>
             <w:rtl w:val="0"/>
           </w:rPr>
-          <w:t xml:space="preserve">Nerdvana</w:t>
+          <w:t xml:space="preserve">FieldFlowTech</w:t>
         </w:r>
       </w:hyperlink>
       <w:r>
@@ -444,7 +452,7 @@
           <w:color w:val="666666"/>
           <w:rtl w:val="0"/>
         </w:rPr>
-        <w:t xml:space="preserve">                                                                                                               </w:t>
+        <w:t xml:space="preserve">                                                                                                                                          </w:t>
       </w:r>
       <w:r>
         <w:rPr>
@@ -504,7 +512,35 @@
           <w:vertAlign w:val="baseline"/>
           <w:rtl w:val="0"/>
         </w:rPr>
-        <w:t xml:space="preserve">Sole frontend developer on a 5-person cross-functional team building an offline-first Progressive Web App for Laborde Products, using Next.js 14, React 18, TypeScript, and Tailwind CSS with shadcn/ui components.</w:t>
+        <w:t xml:space="preserve">Sole frontend developer on a 5-person cross-functional team building an offline-first Progressive Web App </w:t>
+      </w:r>
+      <w:r>
+        <w:rPr>
+          <w:color w:val="333333"/>
+          <w:sz w:val="19"/>
+          <w:szCs w:val="19"/>
+          <w:rtl w:val="0"/>
+        </w:rPr>
+        <w:t xml:space="preserve">named Fieldflow</w:t>
+      </w:r>
+      <w:r>
+        <w:rPr>
+          <w:rFonts w:ascii="Calibri" w:cs="Calibri" w:eastAsia="Calibri" w:hAnsi="Calibri"/>
+          <w:b w:val="0"/>
+          <w:bCs w:val="0"/>
+          <w:i w:val="0"/>
+          <w:iCs w:val="0"/>
+          <w:smallCaps w:val="0"/>
+          <w:strike w:val="0"/>
+          <w:color w:val="333333"/>
+          <w:sz w:val="19"/>
+          <w:szCs w:val="19"/>
+          <w:u w:val="none"/>
+          <w:shd w:fill="auto" w:val="clear"/>
+          <w:vertAlign w:val="baseline"/>
+          <w:rtl w:val="0"/>
+        </w:rPr>
+        <w:t xml:space="preserve">, using Next.js 14, React 18, TypeScript, and Tailwind CSS with shadcn/ui components.</w:t>
       </w:r>
       <w:r>
         <w:rPr>
@@ -1511,25 +1547,39 @@
       </w:pPr>
       <w:r>
         <w:rPr>
-          <w:rFonts w:ascii="Calibri" w:cs="Calibri" w:eastAsia="Calibri" w:hAnsi="Calibri"/>
           <w:b w:val="1"/>
           <w:bCs w:val="1"/>
           <w:color w:val="333333"/>
-          <w:sz w:val="20"/>
-          <w:szCs w:val="20"/>
-          <w:rtl w:val="0"/>
-        </w:rPr>
-        <w:t xml:space="preserve">Mandina’s</w:t>
-      </w:r>
-      <w:r>
-        <w:rPr>
-          <w:rFonts w:ascii="Calibri" w:cs="Calibri" w:eastAsia="Calibri" w:hAnsi="Calibri"/>
-          <w:color w:val="333333"/>
-          <w:sz w:val="20"/>
-          <w:szCs w:val="20"/>
-          <w:rtl w:val="0"/>
-        </w:rPr>
-        <w:t xml:space="preserve">, Mandeville, LA</w:t>
+          <w:rtl w:val="0"/>
+        </w:rPr>
+        <w:t xml:space="preserve">Laitram Machinery</w:t>
+      </w:r>
+      <w:r>
+        <w:rPr>
+          <w:rFonts w:ascii="Calibri" w:cs="Calibri" w:eastAsia="Calibri" w:hAnsi="Calibri"/>
+          <w:color w:val="333333"/>
+          <w:sz w:val="20"/>
+          <w:szCs w:val="20"/>
+          <w:rtl w:val="0"/>
+        </w:rPr>
+        <w:t xml:space="preserve">, </w:t>
+      </w:r>
+      <w:r>
+        <w:rPr>
+          <w:color w:val="333333"/>
+          <w:rtl w:val="0"/>
+        </w:rPr>
+        <w:t xml:space="preserve">Harahan</w:t>
+      </w:r>
+      <w:r>
+        <w:rPr>
+          <w:rFonts w:ascii="Calibri" w:cs="Calibri" w:eastAsia="Calibri" w:hAnsi="Calibri"/>
+          <w:color w:val="333333"/>
+          <w:sz w:val="20"/>
+          <w:szCs w:val="20"/>
+          <w:rtl w:val="0"/>
+        </w:rPr>
+        <w:t xml:space="preserve">, LA</w:t>
       </w:r>
       <w:r>
         <w:rPr>
@@ -1541,19 +1591,58 @@
           <w:szCs w:val="20"/>
           <w:rtl w:val="0"/>
         </w:rPr>
-        <w:t xml:space="preserve">  —  Server                                                                                                                    </w:t>
-      </w:r>
-      <w:r>
-        <w:rPr>
-          <w:rFonts w:ascii="Calibri" w:cs="Calibri" w:eastAsia="Calibri" w:hAnsi="Calibri"/>
+        <w:t xml:space="preserve">  — AI Strategy &amp; Implementation Intern                                                                 </w:t>
+      </w:r>
+      <w:r>
+        <w:rPr>
           <w:i w:val="1"/>
           <w:iCs w:val="1"/>
           <w:color w:val="666666"/>
-          <w:sz w:val="20"/>
-          <w:szCs w:val="20"/>
-          <w:rtl w:val="0"/>
-        </w:rPr>
-        <w:t xml:space="preserve">August 2023 – March 2024</w:t>
+          <w:rtl w:val="0"/>
+        </w:rPr>
+        <w:t xml:space="preserve">May </w:t>
+      </w:r>
+      <w:r>
+        <w:rPr>
+          <w:rFonts w:ascii="Calibri" w:cs="Calibri" w:eastAsia="Calibri" w:hAnsi="Calibri"/>
+          <w:i w:val="1"/>
+          <w:iCs w:val="1"/>
+          <w:color w:val="666666"/>
+          <w:sz w:val="20"/>
+          <w:szCs w:val="20"/>
+          <w:rtl w:val="0"/>
+        </w:rPr>
+        <w:t xml:space="preserve">202</w:t>
+      </w:r>
+      <w:r>
+        <w:rPr>
+          <w:i w:val="1"/>
+          <w:iCs w:val="1"/>
+          <w:color w:val="666666"/>
+          <w:rtl w:val="0"/>
+        </w:rPr>
+        <w:t xml:space="preserve">6</w:t>
+      </w:r>
+      <w:r>
+        <w:rPr>
+          <w:rFonts w:ascii="Calibri" w:cs="Calibri" w:eastAsia="Calibri" w:hAnsi="Calibri"/>
+          <w:i w:val="1"/>
+          <w:iCs w:val="1"/>
+          <w:color w:val="666666"/>
+          <w:sz w:val="20"/>
+          <w:szCs w:val="20"/>
+          <w:rtl w:val="0"/>
+        </w:rPr>
+        <w:t xml:space="preserve"> – </w:t>
+      </w:r>
+      <w:r>
+        <w:rPr>
+          <w:i w:val="1"/>
+          <w:iCs w:val="1"/>
+          <w:color w:val="666666"/>
+          <w:rtl w:val="0"/>
+        </w:rPr>
+        <w:t xml:space="preserve">Present</w:t>
       </w:r>
       <w:r>
         <w:rPr>
@@ -1586,22 +1675,105 @@
       </w:pPr>
       <w:r>
         <w:rPr>
-          <w:rFonts w:ascii="Calibri" w:cs="Calibri" w:eastAsia="Calibri" w:hAnsi="Calibri"/>
-          <w:b w:val="0"/>
-          <w:bCs w:val="0"/>
-          <w:i w:val="0"/>
-          <w:iCs w:val="0"/>
-          <w:smallCaps w:val="0"/>
-          <w:strike w:val="0"/>
-          <w:color w:val="333333"/>
-          <w:sz w:val="19"/>
-          <w:szCs w:val="19"/>
-          <w:u w:val="none"/>
-          <w:shd w:fill="auto" w:val="clear"/>
-          <w:vertAlign w:val="baseline"/>
-          <w:rtl w:val="0"/>
-        </w:rPr>
-        <w:t xml:space="preserve">Delivered fast, attentive service in a high-volume dining environment, building strong customer rapport and coordinating across kitchen and front-of-house teams.</w:t>
+          <w:color w:val="333333"/>
+          <w:sz w:val="19"/>
+          <w:szCs w:val="19"/>
+          <w:rtl w:val="0"/>
+        </w:rPr>
+        <w:t xml:space="preserve">Audit internal workflows to identify high-impact opportunities for AI integration.</w:t>
+      </w:r>
+    </w:p>
+    <w:p>
+      <w:pPr>
+        <w:keepNext w:val="0"/>
+        <w:keepLines w:val="0"/>
+        <w:pageBreakBefore w:val="0"/>
+        <w:widowControl w:val="1"/>
+        <w:numPr>
+          <w:ilvl w:val="0"/>
+          <w:numId w:val="1"/>
+        </w:numPr>
+        <w:pBdr>
+          <w:top w:space="0" w:sz="0" w:val="nil"/>
+          <w:left w:space="0" w:sz="0" w:val="nil"/>
+          <w:bottom w:space="0" w:sz="0" w:val="nil"/>
+          <w:right w:space="0" w:sz="0" w:val="nil"/>
+          <w:between w:space="0" w:sz="0" w:val="nil"/>
+        </w:pBdr>
+        <w:shd w:fill="auto" w:val="clear"/>
+        <w:spacing w:after="10" w:before="10" w:line="240" w:lineRule="auto"/>
+        <w:ind w:left="360" w:right="0" w:hanging="180"/>
+        <w:jc w:val="left"/>
+        <w:rPr/>
+      </w:pPr>
+      <w:r>
+        <w:rPr>
+          <w:color w:val="333333"/>
+          <w:sz w:val="19"/>
+          <w:szCs w:val="19"/>
+          <w:rtl w:val="0"/>
+        </w:rPr>
+        <w:t xml:space="preserve">Train non-technical staff on practical AI tools to streamline daily work.</w:t>
+      </w:r>
+    </w:p>
+    <w:p>
+      <w:pPr>
+        <w:keepNext w:val="0"/>
+        <w:keepLines w:val="0"/>
+        <w:pageBreakBefore w:val="0"/>
+        <w:widowControl w:val="1"/>
+        <w:numPr>
+          <w:ilvl w:val="0"/>
+          <w:numId w:val="1"/>
+        </w:numPr>
+        <w:pBdr>
+          <w:top w:space="0" w:sz="0" w:val="nil"/>
+          <w:left w:space="0" w:sz="0" w:val="nil"/>
+          <w:bottom w:space="0" w:sz="0" w:val="nil"/>
+          <w:right w:space="0" w:sz="0" w:val="nil"/>
+          <w:between w:space="0" w:sz="0" w:val="nil"/>
+        </w:pBdr>
+        <w:shd w:fill="auto" w:val="clear"/>
+        <w:spacing w:after="10" w:before="10" w:line="240" w:lineRule="auto"/>
+        <w:ind w:left="360" w:right="0" w:hanging="180"/>
+        <w:jc w:val="left"/>
+        <w:rPr/>
+      </w:pPr>
+      <w:r>
+        <w:rPr>
+          <w:color w:val="333333"/>
+          <w:sz w:val="19"/>
+          <w:szCs w:val="19"/>
+          <w:rtl w:val="0"/>
+        </w:rPr>
+        <w:t xml:space="preserve">Partner</w:t>
+      </w:r>
+      <w:r>
+        <w:rPr>
+          <w:color w:val="333333"/>
+          <w:sz w:val="19"/>
+          <w:szCs w:val="19"/>
+          <w:rtl w:val="0"/>
+        </w:rPr>
+        <w:t xml:space="preserve"> </w:t>
+      </w:r>
+      <w:r>
+        <w:rPr>
+          <w:color w:val="333333"/>
+          <w:sz w:val="19"/>
+          <w:szCs w:val="19"/>
+          <w:rtl w:val="0"/>
+        </w:rPr>
+        <w:t xml:space="preserve">with department</w:t>
+      </w:r>
+      <w:r>
+        <w:rPr>
+          <w:color w:val="333333"/>
+          <w:sz w:val="19"/>
+          <w:szCs w:val="19"/>
+          <w:rtl w:val="0"/>
+        </w:rPr>
+        <w:t xml:space="preserve"> leads to scope and prototype AI-driven solutions.</w:t>
       </w:r>
       <w:r>
         <w:rPr>
@@ -1649,7 +1821,28 @@
           <w:szCs w:val="20"/>
           <w:rtl w:val="0"/>
         </w:rPr>
-        <w:t xml:space="preserve">  —  Serve</w:t>
+        <w:t xml:space="preserve">  — </w:t>
+      </w:r>
+      <w:r>
+        <w:rPr>
+          <w:i w:val="1"/>
+          <w:iCs w:val="1"/>
+          <w:color w:val="333333"/>
+          <w:rtl w:val="0"/>
+        </w:rPr>
+        <w:t xml:space="preserve"> </w:t>
+      </w:r>
+      <w:r>
+        <w:rPr>
+          <w:rFonts w:ascii="Calibri" w:cs="Calibri" w:eastAsia="Calibri" w:hAnsi="Calibri"/>
+          <w:i w:val="1"/>
+          <w:iCs w:val="1"/>
+          <w:color w:val="333333"/>
+          <w:sz w:val="20"/>
+          <w:szCs w:val="20"/>
+          <w:rtl w:val="0"/>
+        </w:rPr>
+        <w:t xml:space="preserve">Serve</w:t>
       </w:r>
       <w:r>
         <w:rPr>
